--- a/proyecto/documentacion/Política de mantenimiento.docx
+++ b/proyecto/documentacion/Política de mantenimiento.docx
@@ -97,7 +97,7 @@
           </mc:Choice>
           <mc:Fallback>
             <w:pict>
-              <v:group w14:anchorId="5CC35EF9" id="Group 4245" o:spid="_x0000_s1026" style="position:absolute;margin-left:-27pt;margin-top:-45.7pt;width:568.8pt;height:101.4pt;z-index:251663872;mso-width-relative:margin" coordsize="59658,9436" o:gfxdata="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">
+              <v:group w14:anchorId="39F0DACD" id="Group 4245" o:spid="_x0000_s1026" style="position:absolute;margin-left:-27pt;margin-top:-45.7pt;width:568.8pt;height:101.4pt;z-index:251663872;mso-width-relative:margin" coordsize="59658,9436" o:gfxdata="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">
                 <v:shapetype id="_x0000_t75" coordsize="21600,21600" o:spt="75" o:preferrelative="t" path="m@4@5l@4@11@9@11@9@5xe" filled="f" stroked="f">
                   <v:stroke joinstyle="miter"/>
                   <v:formulas>
@@ -153,7 +153,7 @@
           <w:b/>
           <w:szCs w:val="24"/>
         </w:rPr>
-        <w:t>Manual tecnico</w:t>
+        <w:t>Politica de mantenimiento</w:t>
       </w:r>
     </w:p>
     <w:p>
@@ -666,19 +666,11 @@
           <w:rFonts w:ascii="Times New Roman" w:hAnsi="Times New Roman" w:cs="Times New Roman"/>
         </w:rPr>
       </w:pPr>
-      <w:proofErr w:type="spellStart"/>
-      <w:r>
-        <w:rPr>
-          <w:rFonts w:ascii="Times New Roman" w:hAnsi="Times New Roman" w:cs="Times New Roman"/>
-        </w:rPr>
-        <w:t>PredictiveMaintain</w:t>
-      </w:r>
-      <w:proofErr w:type="spellEnd"/>
-      <w:r>
-        <w:rPr>
-          <w:rFonts w:ascii="Times New Roman" w:hAnsi="Times New Roman" w:cs="Times New Roman"/>
-        </w:rPr>
-        <w:t xml:space="preserve"> </w:t>
+      <w:r>
+        <w:rPr>
+          <w:rFonts w:ascii="Times New Roman" w:hAnsi="Times New Roman" w:cs="Times New Roman"/>
+        </w:rPr>
+        <w:t xml:space="preserve">PredictiveMaintain </w:t>
       </w:r>
       <w:r>
         <w:rPr>
@@ -2444,7 +2436,6 @@
         </w:rPr>
         <w:t xml:space="preserve"> </w:t>
       </w:r>
-      <w:proofErr w:type="spellStart"/>
       <w:r>
         <w:rPr>
           <w:rFonts w:ascii="Times New Roman" w:hAnsi="Times New Roman" w:cs="Times New Roman"/>
@@ -2452,7 +2443,6 @@
         </w:rPr>
         <w:t>frontend</w:t>
       </w:r>
-      <w:proofErr w:type="spellEnd"/>
       <w:r>
         <w:rPr>
           <w:rFonts w:ascii="Times New Roman" w:hAnsi="Times New Roman" w:cs="Times New Roman"/>
@@ -2526,23 +2516,7 @@
           <w:rFonts w:ascii="Times New Roman" w:hAnsi="Times New Roman" w:cs="Times New Roman"/>
           <w:sz w:val="20"/>
         </w:rPr>
-        <w:t>asignado (</w:t>
-      </w:r>
-      <w:proofErr w:type="spellStart"/>
-      <w:r>
-        <w:rPr>
-          <w:rFonts w:ascii="Times New Roman" w:hAnsi="Times New Roman" w:cs="Times New Roman"/>
-          <w:sz w:val="20"/>
-        </w:rPr>
-        <w:t>Admin</w:t>
-      </w:r>
-      <w:proofErr w:type="spellEnd"/>
-      <w:r>
-        <w:rPr>
-          <w:rFonts w:ascii="Times New Roman" w:hAnsi="Times New Roman" w:cs="Times New Roman"/>
-          <w:sz w:val="20"/>
-        </w:rPr>
-        <w:t xml:space="preserve"> / Cliente).</w:t>
+        <w:t>asignado (Admin / Cliente).</w:t>
       </w:r>
     </w:p>
     <w:p>
@@ -2818,23 +2792,13 @@
           <w:sz w:val="20"/>
         </w:rPr>
       </w:pPr>
-      <w:proofErr w:type="spellStart"/>
-      <w:r>
-        <w:rPr>
-          <w:rFonts w:ascii="Times New Roman" w:hAnsi="Times New Roman" w:cs="Times New Roman"/>
-          <w:b/>
-          <w:sz w:val="20"/>
-        </w:rPr>
-        <w:t>Backend</w:t>
-      </w:r>
-      <w:proofErr w:type="spellEnd"/>
-      <w:r>
-        <w:rPr>
-          <w:rFonts w:ascii="Times New Roman" w:hAnsi="Times New Roman" w:cs="Times New Roman"/>
-          <w:b/>
-          <w:sz w:val="20"/>
-        </w:rPr>
-        <w:t>:</w:t>
+      <w:r>
+        <w:rPr>
+          <w:rFonts w:ascii="Times New Roman" w:hAnsi="Times New Roman" w:cs="Times New Roman"/>
+          <w:b/>
+          <w:sz w:val="20"/>
+        </w:rPr>
+        <w:t>Backend:</w:t>
       </w:r>
       <w:r>
         <w:rPr>
@@ -3161,23 +3125,13 @@
         </w:rPr>
         <w:t xml:space="preserve"> </w:t>
       </w:r>
-      <w:proofErr w:type="spellStart"/>
       <w:r>
         <w:rPr>
           <w:rFonts w:ascii="Times New Roman" w:hAnsi="Times New Roman" w:cs="Times New Roman"/>
           <w:spacing w:val="-2"/>
           <w:sz w:val="20"/>
         </w:rPr>
-        <w:t>phpMyAdmin</w:t>
-      </w:r>
-      <w:proofErr w:type="spellEnd"/>
-      <w:r>
-        <w:rPr>
-          <w:rFonts w:ascii="Times New Roman" w:hAnsi="Times New Roman" w:cs="Times New Roman"/>
-          <w:spacing w:val="-2"/>
-          <w:sz w:val="20"/>
-        </w:rPr>
-        <w:t>.</w:t>
+        <w:t>phpMyAdmin.</w:t>
       </w:r>
     </w:p>
     <w:p>
@@ -3196,23 +3150,13 @@
           <w:sz w:val="20"/>
         </w:rPr>
       </w:pPr>
-      <w:proofErr w:type="spellStart"/>
-      <w:r>
-        <w:rPr>
-          <w:rFonts w:ascii="Times New Roman" w:hAnsi="Times New Roman" w:cs="Times New Roman"/>
-          <w:b/>
-          <w:sz w:val="20"/>
-        </w:rPr>
-        <w:t>Frontend</w:t>
-      </w:r>
-      <w:proofErr w:type="spellEnd"/>
-      <w:r>
-        <w:rPr>
-          <w:rFonts w:ascii="Times New Roman" w:hAnsi="Times New Roman" w:cs="Times New Roman"/>
-          <w:b/>
-          <w:sz w:val="20"/>
-        </w:rPr>
-        <w:t>:</w:t>
+      <w:r>
+        <w:rPr>
+          <w:rFonts w:ascii="Times New Roman" w:hAnsi="Times New Roman" w:cs="Times New Roman"/>
+          <w:b/>
+          <w:sz w:val="20"/>
+        </w:rPr>
+        <w:t>Frontend:</w:t>
       </w:r>
       <w:r>
         <w:rPr>
@@ -3495,7 +3439,6 @@
         </w:rPr>
         <w:t xml:space="preserve"> </w:t>
       </w:r>
-      <w:proofErr w:type="spellStart"/>
       <w:r>
         <w:rPr>
           <w:rFonts w:ascii="Times New Roman" w:hAnsi="Times New Roman" w:cs="Times New Roman"/>
@@ -3503,7 +3446,6 @@
         </w:rPr>
         <w:t>Laragon</w:t>
       </w:r>
-      <w:proofErr w:type="spellEnd"/>
       <w:r>
         <w:rPr>
           <w:rFonts w:ascii="Times New Roman" w:hAnsi="Times New Roman" w:cs="Times New Roman"/>
@@ -4342,7 +4284,6 @@
               </w:rPr>
               <w:t xml:space="preserve"> </w:t>
             </w:r>
-            <w:proofErr w:type="spellStart"/>
             <w:r>
               <w:rPr>
                 <w:rFonts w:ascii="Times New Roman" w:hAnsi="Times New Roman" w:cs="Times New Roman"/>
@@ -4350,7 +4291,6 @@
               </w:rPr>
               <w:t>dashboard</w:t>
             </w:r>
-            <w:proofErr w:type="spellEnd"/>
             <w:r>
               <w:rPr>
                 <w:rFonts w:ascii="Times New Roman" w:hAnsi="Times New Roman" w:cs="Times New Roman"/>
@@ -4772,7 +4712,6 @@
               </w:rPr>
               <w:t xml:space="preserve"> </w:t>
             </w:r>
-            <w:proofErr w:type="spellStart"/>
             <w:r>
               <w:rPr>
                 <w:rFonts w:ascii="Times New Roman" w:hAnsi="Times New Roman" w:cs="Times New Roman"/>
@@ -4780,7 +4719,6 @@
               </w:rPr>
               <w:t>hashing</w:t>
             </w:r>
-            <w:proofErr w:type="spellEnd"/>
             <w:r>
               <w:rPr>
                 <w:rFonts w:ascii="Times New Roman" w:hAnsi="Times New Roman" w:cs="Times New Roman"/>
@@ -4988,17 +4926,8 @@
                 <w:rFonts w:ascii="Times New Roman" w:hAnsi="Times New Roman" w:cs="Times New Roman"/>
                 <w:sz w:val="18"/>
               </w:rPr>
-              <w:t>(</w:t>
+              <w:t>(Prepared</w:t>
             </w:r>
-            <w:proofErr w:type="spellStart"/>
-            <w:r>
-              <w:rPr>
-                <w:rFonts w:ascii="Times New Roman" w:hAnsi="Times New Roman" w:cs="Times New Roman"/>
-                <w:sz w:val="18"/>
-              </w:rPr>
-              <w:t>Prepared</w:t>
-            </w:r>
-            <w:proofErr w:type="spellEnd"/>
             <w:r>
               <w:rPr>
                 <w:rFonts w:ascii="Times New Roman" w:hAnsi="Times New Roman" w:cs="Times New Roman"/>
@@ -5007,21 +4936,12 @@
               </w:rPr>
               <w:t xml:space="preserve"> </w:t>
             </w:r>
-            <w:proofErr w:type="spellStart"/>
             <w:r>
               <w:rPr>
                 <w:rFonts w:ascii="Times New Roman" w:hAnsi="Times New Roman" w:cs="Times New Roman"/>
                 <w:sz w:val="18"/>
               </w:rPr>
-              <w:t>Statements</w:t>
-            </w:r>
-            <w:proofErr w:type="spellEnd"/>
-            <w:r>
-              <w:rPr>
-                <w:rFonts w:ascii="Times New Roman" w:hAnsi="Times New Roman" w:cs="Times New Roman"/>
-                <w:sz w:val="18"/>
-              </w:rPr>
-              <w:t>) con tipado de datos estricto.</w:t>
+              <w:t>Statements) con tipado de datos estricto.</w:t>
             </w:r>
           </w:p>
         </w:tc>
@@ -5515,7 +5435,7 @@
           <w:szCs w:val="20"/>
         </w:rPr>
         <w:drawing>
-          <wp:inline distT="0" distB="0" distL="0" distR="0" wp14:anchorId="046C09B4" wp14:editId="18C2CAF7">
+          <wp:inline distT="0" distB="0" distL="0" distR="0" wp14:anchorId="046C09B4" wp14:editId="6BB9D9FC">
             <wp:extent cx="5700156" cy="2667204"/>
             <wp:effectExtent l="0" t="0" r="0" b="0"/>
             <wp:docPr id="1628287966" name="Imagen 123"/>
@@ -5742,20 +5662,8 @@
           <w:sz w:val="20"/>
           <w:szCs w:val="20"/>
         </w:rPr>
-        <w:t>(</w:t>
-      </w:r>
-      <w:proofErr w:type="spellStart"/>
-      <w:r>
-        <w:rPr>
-          <w:rFonts w:ascii="Arial" w:hAnsi="Arial"/>
-          <w:b/>
-          <w:iCs/>
-          <w:sz w:val="20"/>
-          <w:szCs w:val="20"/>
-        </w:rPr>
-        <w:t>Admin</w:t>
-      </w:r>
-      <w:proofErr w:type="spellEnd"/>
+        <w:t>(Admin</w:t>
+      </w:r>
       <w:r>
         <w:rPr>
           <w:rFonts w:ascii="Arial" w:hAnsi="Arial"/>
@@ -6333,7 +6241,7 @@
           <w:szCs w:val="20"/>
         </w:rPr>
         <w:drawing>
-          <wp:inline distT="0" distB="0" distL="0" distR="0" wp14:anchorId="0BA48275" wp14:editId="54D2097C">
+          <wp:inline distT="0" distB="0" distL="0" distR="0" wp14:anchorId="0BA48275" wp14:editId="7C9498E1">
             <wp:extent cx="5945509" cy="2837793"/>
             <wp:effectExtent l="0" t="0" r="0" b="1270"/>
             <wp:docPr id="727165901" name="Imagen 124"/>
@@ -6834,104 +6742,16 @@
           <w:szCs w:val="20"/>
         </w:rPr>
         <w:lastRenderedPageBreak/>
-        <w:t>Procedimiento Almacenado Predictivo (</w:t>
-      </w:r>
-      <w:proofErr w:type="spellStart"/>
-      <w:r>
-        <w:rPr>
-          <w:rFonts w:ascii="Times New Roman" w:hAnsi="Times New Roman" w:cs="Times New Roman"/>
-          <w:b/>
-          <w:bCs/>
-          <w:iCs/>
-          <w:sz w:val="20"/>
-          <w:szCs w:val="20"/>
-        </w:rPr>
-        <w:t>Stored</w:t>
-      </w:r>
-      <w:proofErr w:type="spellEnd"/>
-      <w:r>
-        <w:rPr>
-          <w:rFonts w:ascii="Times New Roman" w:hAnsi="Times New Roman" w:cs="Times New Roman"/>
-          <w:b/>
-          <w:bCs/>
-          <w:iCs/>
-          <w:sz w:val="20"/>
-          <w:szCs w:val="20"/>
-        </w:rPr>
-        <w:t xml:space="preserve"> </w:t>
-      </w:r>
-      <w:proofErr w:type="spellStart"/>
-      <w:r>
-        <w:rPr>
-          <w:rFonts w:ascii="Times New Roman" w:hAnsi="Times New Roman" w:cs="Times New Roman"/>
-          <w:b/>
-          <w:bCs/>
-          <w:iCs/>
-          <w:sz w:val="20"/>
-          <w:szCs w:val="20"/>
-        </w:rPr>
-        <w:t>Procedure</w:t>
-      </w:r>
-      <w:proofErr w:type="spellEnd"/>
-      <w:r>
-        <w:rPr>
-          <w:rFonts w:ascii="Times New Roman" w:hAnsi="Times New Roman" w:cs="Times New Roman"/>
-          <w:b/>
-          <w:bCs/>
-          <w:iCs/>
-          <w:sz w:val="20"/>
-          <w:szCs w:val="20"/>
-        </w:rPr>
-        <w:t>):</w:t>
-      </w:r>
-      <w:r>
-        <w:rPr>
-          <w:rFonts w:ascii="Times New Roman" w:hAnsi="Times New Roman" w:cs="Times New Roman"/>
-          <w:iCs/>
-          <w:sz w:val="20"/>
-          <w:szCs w:val="20"/>
-        </w:rPr>
-        <w:t xml:space="preserve"> Código SQL encargado de compilar la lógica predictiva en el servidor MySQL. Define la rutina '</w:t>
-      </w:r>
-      <w:proofErr w:type="spellStart"/>
-      <w:r>
-        <w:rPr>
-          <w:rFonts w:ascii="Times New Roman" w:hAnsi="Times New Roman" w:cs="Times New Roman"/>
-          <w:iCs/>
-          <w:sz w:val="20"/>
-          <w:szCs w:val="20"/>
-        </w:rPr>
-        <w:t>sp_equipos_necesitan_mantenimiento</w:t>
-      </w:r>
-      <w:proofErr w:type="spellEnd"/>
-      <w:r>
-        <w:rPr>
-          <w:rFonts w:ascii="Times New Roman" w:hAnsi="Times New Roman" w:cs="Times New Roman"/>
-          <w:iCs/>
-          <w:sz w:val="20"/>
-          <w:szCs w:val="20"/>
-        </w:rPr>
-        <w:t xml:space="preserve">' que encapsula la regla de negocio crítica: WHERE </w:t>
-      </w:r>
-      <w:proofErr w:type="spellStart"/>
-      <w:r>
-        <w:rPr>
-          <w:rFonts w:ascii="Times New Roman" w:hAnsi="Times New Roman" w:cs="Times New Roman"/>
-          <w:iCs/>
-          <w:sz w:val="20"/>
-          <w:szCs w:val="20"/>
-        </w:rPr>
-        <w:t>horas_uso</w:t>
-      </w:r>
-      <w:proofErr w:type="spellEnd"/>
-      <w:r>
-        <w:rPr>
-          <w:rFonts w:ascii="Times New Roman" w:hAnsi="Times New Roman" w:cs="Times New Roman"/>
-          <w:iCs/>
-          <w:sz w:val="20"/>
-          <w:szCs w:val="20"/>
-        </w:rPr>
-        <w:t xml:space="preserve"> &gt; umbral'</w:t>
+        <w:t>Procedimiento Almacenado Predictivo (Stored Procedure):</w:t>
+      </w:r>
+      <w:r>
+        <w:rPr>
+          <w:rFonts w:ascii="Times New Roman" w:hAnsi="Times New Roman" w:cs="Times New Roman"/>
+          <w:iCs/>
+          <w:sz w:val="20"/>
+          <w:szCs w:val="20"/>
+        </w:rPr>
+        <w:t xml:space="preserve"> Código SQL encargado de compilar la lógica predictiva en el servidor MySQL. Define la rutina 'sp_equipos_necesitan_mantenimiento' que encapsula la regla de negocio crítica: WHERE horas_uso &gt; umbral'</w:t>
       </w:r>
     </w:p>
     <w:p>
@@ -6955,7 +6775,7 @@
           <w:szCs w:val="20"/>
         </w:rPr>
         <w:drawing>
-          <wp:anchor distT="0" distB="0" distL="114300" distR="114300" simplePos="0" relativeHeight="251661824" behindDoc="1" locked="0" layoutInCell="1" allowOverlap="1" wp14:anchorId="4E1AAC03" wp14:editId="1CD060E4">
+          <wp:anchor distT="0" distB="0" distL="114300" distR="114300" simplePos="0" relativeHeight="251661824" behindDoc="1" locked="0" layoutInCell="1" allowOverlap="1" wp14:anchorId="4E1AAC03" wp14:editId="3A5C28C3">
             <wp:simplePos x="0" y="0"/>
             <wp:positionH relativeFrom="column">
               <wp:posOffset>1143000</wp:posOffset>
@@ -7126,7 +6946,6 @@
         </w:rPr>
         <w:t xml:space="preserve"> </w:t>
       </w:r>
-      <w:proofErr w:type="spellStart"/>
       <w:r>
         <w:rPr>
           <w:rFonts w:ascii="Times New Roman" w:hAnsi="Times New Roman" w:cs="Times New Roman"/>
@@ -7137,7 +6956,6 @@
         </w:rPr>
         <w:t>Backend</w:t>
       </w:r>
-      <w:proofErr w:type="spellEnd"/>
       <w:r>
         <w:rPr>
           <w:rFonts w:ascii="Times New Roman" w:hAnsi="Times New Roman" w:cs="Times New Roman"/>
@@ -7157,29 +6975,7 @@
           <w:sz w:val="20"/>
           <w:szCs w:val="20"/>
         </w:rPr>
-        <w:t>(</w:t>
-      </w:r>
-      <w:proofErr w:type="spellStart"/>
-      <w:r>
-        <w:rPr>
-          <w:rFonts w:ascii="Times New Roman" w:hAnsi="Times New Roman" w:cs="Times New Roman"/>
-          <w:b/>
-          <w:iCs/>
-          <w:sz w:val="20"/>
-          <w:szCs w:val="20"/>
-        </w:rPr>
-        <w:t>EquipoControlador.php</w:t>
-      </w:r>
-      <w:proofErr w:type="spellEnd"/>
-      <w:r>
-        <w:rPr>
-          <w:rFonts w:ascii="Times New Roman" w:hAnsi="Times New Roman" w:cs="Times New Roman"/>
-          <w:b/>
-          <w:iCs/>
-          <w:sz w:val="20"/>
-          <w:szCs w:val="20"/>
-        </w:rPr>
-        <w:t>):</w:t>
+        <w:t>(EquipoControlador.php):</w:t>
       </w:r>
       <w:r>
         <w:rPr>
@@ -7351,27 +7147,7 @@
           <w:sz w:val="20"/>
           <w:szCs w:val="20"/>
         </w:rPr>
-        <w:t xml:space="preserve">objetos en VS Code. Documenta el inicio de la API </w:t>
-      </w:r>
-      <w:proofErr w:type="spellStart"/>
-      <w:r>
-        <w:rPr>
-          <w:rFonts w:ascii="Times New Roman" w:hAnsi="Times New Roman" w:cs="Times New Roman"/>
-          <w:iCs/>
-          <w:sz w:val="20"/>
-          <w:szCs w:val="20"/>
-        </w:rPr>
-        <w:t>RESTful</w:t>
-      </w:r>
-      <w:proofErr w:type="spellEnd"/>
-      <w:r>
-        <w:rPr>
-          <w:rFonts w:ascii="Times New Roman" w:hAnsi="Times New Roman" w:cs="Times New Roman"/>
-          <w:iCs/>
-          <w:sz w:val="20"/>
-          <w:szCs w:val="20"/>
-        </w:rPr>
-        <w:t xml:space="preserve">, el manejo de cabeceras JSON e inyecciones de seguridad como: </w:t>
+        <w:t xml:space="preserve">objetos en VS Code. Documenta el inicio de la API RESTful, el manejo de cabeceras JSON e inyecciones de seguridad como: </w:t>
       </w:r>
       <w:r>
         <w:rPr>
@@ -7381,29 +7157,7 @@
           <w:sz w:val="20"/>
           <w:szCs w:val="20"/>
         </w:rPr>
-        <w:t>'</w:t>
-      </w:r>
-      <w:proofErr w:type="spellStart"/>
-      <w:r>
-        <w:rPr>
-          <w:rFonts w:ascii="Times New Roman" w:hAnsi="Times New Roman" w:cs="Times New Roman"/>
-          <w:iCs/>
-          <w:spacing w:val="-2"/>
-          <w:sz w:val="20"/>
-          <w:szCs w:val="20"/>
-        </w:rPr>
-        <w:t>requireAdmin</w:t>
-      </w:r>
-      <w:proofErr w:type="spellEnd"/>
-      <w:r>
-        <w:rPr>
-          <w:rFonts w:ascii="Times New Roman" w:hAnsi="Times New Roman" w:cs="Times New Roman"/>
-          <w:iCs/>
-          <w:spacing w:val="-2"/>
-          <w:sz w:val="20"/>
-          <w:szCs w:val="20"/>
-        </w:rPr>
-        <w:t>()'.</w:t>
+        <w:t>'requireAdmin()'.</w:t>
       </w:r>
     </w:p>
     <w:p>
@@ -7798,29 +7552,7 @@
           <w:sz w:val="20"/>
           <w:szCs w:val="20"/>
         </w:rPr>
-        <w:t>(</w:t>
-      </w:r>
-      <w:proofErr w:type="spellStart"/>
-      <w:r>
-        <w:rPr>
-          <w:rFonts w:ascii="Times New Roman" w:hAnsi="Times New Roman" w:cs="Times New Roman"/>
-          <w:b/>
-          <w:iCs/>
-          <w:sz w:val="20"/>
-          <w:szCs w:val="20"/>
-        </w:rPr>
-        <w:t>EquipoModelo.php</w:t>
-      </w:r>
-      <w:proofErr w:type="spellEnd"/>
-      <w:r>
-        <w:rPr>
-          <w:rFonts w:ascii="Times New Roman" w:hAnsi="Times New Roman" w:cs="Times New Roman"/>
-          <w:b/>
-          <w:iCs/>
-          <w:sz w:val="20"/>
-          <w:szCs w:val="20"/>
-        </w:rPr>
-        <w:t>):</w:t>
+        <w:t>(EquipoModelo.php):</w:t>
       </w:r>
       <w:r>
         <w:rPr>
@@ -7992,27 +7724,7 @@
           <w:sz w:val="20"/>
           <w:szCs w:val="20"/>
         </w:rPr>
-        <w:t>por '</w:t>
-      </w:r>
-      <w:proofErr w:type="spellStart"/>
-      <w:r>
-        <w:rPr>
-          <w:rFonts w:ascii="Times New Roman" w:hAnsi="Times New Roman" w:cs="Times New Roman"/>
-          <w:iCs/>
-          <w:sz w:val="20"/>
-          <w:szCs w:val="20"/>
-        </w:rPr>
-        <w:t>mysqli</w:t>
-      </w:r>
-      <w:proofErr w:type="spellEnd"/>
-      <w:r>
-        <w:rPr>
-          <w:rFonts w:ascii="Times New Roman" w:hAnsi="Times New Roman" w:cs="Times New Roman"/>
-          <w:iCs/>
-          <w:sz w:val="20"/>
-          <w:szCs w:val="20"/>
-        </w:rPr>
-        <w:t>'. Ilustra la rutina de aislamiento y preparación de consultas SQL mediante el uso de 'prepare()' para anular inyecciones SQL.</w:t>
+        <w:t>por 'mysqli'. Ilustra la rutina de aislamiento y preparación de consultas SQL mediante el uso de 'prepare()' para anular inyecciones SQL.</w:t>
       </w:r>
     </w:p>
     <w:p>
@@ -8242,29 +7954,7 @@
           <w:sz w:val="20"/>
           <w:szCs w:val="20"/>
         </w:rPr>
-        <w:t>(</w:t>
-      </w:r>
-      <w:proofErr w:type="spellStart"/>
-      <w:r>
-        <w:rPr>
-          <w:rFonts w:ascii="Times New Roman" w:hAnsi="Times New Roman" w:cs="Times New Roman"/>
-          <w:b/>
-          <w:iCs/>
-          <w:sz w:val="20"/>
-          <w:szCs w:val="20"/>
-        </w:rPr>
-        <w:t>login.php</w:t>
-      </w:r>
-      <w:proofErr w:type="spellEnd"/>
-      <w:r>
-        <w:rPr>
-          <w:rFonts w:ascii="Times New Roman" w:hAnsi="Times New Roman" w:cs="Times New Roman"/>
-          <w:b/>
-          <w:iCs/>
-          <w:sz w:val="20"/>
-          <w:szCs w:val="20"/>
-        </w:rPr>
-        <w:t>):</w:t>
+        <w:t>(login.php):</w:t>
       </w:r>
       <w:r>
         <w:rPr>
@@ -8315,7 +8005,6 @@
         </w:rPr>
         <w:t xml:space="preserve"> </w:t>
       </w:r>
-      <w:proofErr w:type="spellStart"/>
       <w:r>
         <w:rPr>
           <w:rFonts w:ascii="Times New Roman" w:hAnsi="Times New Roman" w:cs="Times New Roman"/>
@@ -8325,7 +8014,6 @@
         </w:rPr>
         <w:t>backend</w:t>
       </w:r>
-      <w:proofErr w:type="spellEnd"/>
       <w:r>
         <w:rPr>
           <w:rFonts w:ascii="Times New Roman" w:hAnsi="Times New Roman" w:cs="Times New Roman"/>
@@ -8457,27 +8145,7 @@
           <w:sz w:val="20"/>
           <w:szCs w:val="20"/>
         </w:rPr>
-        <w:t xml:space="preserve">Muestra la captura de variables POST y la validación asíncrona segura mediante la función de </w:t>
-      </w:r>
-      <w:proofErr w:type="spellStart"/>
-      <w:r>
-        <w:rPr>
-          <w:rFonts w:ascii="Times New Roman" w:hAnsi="Times New Roman" w:cs="Times New Roman"/>
-          <w:iCs/>
-          <w:sz w:val="20"/>
-          <w:szCs w:val="20"/>
-        </w:rPr>
-        <w:t>verificacióncriptográfica</w:t>
-      </w:r>
-      <w:proofErr w:type="spellEnd"/>
-      <w:r>
-        <w:rPr>
-          <w:rFonts w:ascii="Times New Roman" w:hAnsi="Times New Roman" w:cs="Times New Roman"/>
-          <w:iCs/>
-          <w:sz w:val="20"/>
-          <w:szCs w:val="20"/>
-        </w:rPr>
-        <w:t xml:space="preserve"> </w:t>
+        <w:t xml:space="preserve">Muestra la captura de variables POST y la validación asíncrona segura mediante la función de verificacióncriptográfica </w:t>
       </w:r>
       <w:r>
         <w:rPr>
@@ -8487,29 +8155,7 @@
           <w:sz w:val="20"/>
           <w:szCs w:val="20"/>
         </w:rPr>
-        <w:t>'</w:t>
-      </w:r>
-      <w:proofErr w:type="spellStart"/>
-      <w:r>
-        <w:rPr>
-          <w:rFonts w:ascii="Times New Roman" w:hAnsi="Times New Roman" w:cs="Times New Roman"/>
-          <w:iCs/>
-          <w:spacing w:val="-2"/>
-          <w:sz w:val="20"/>
-          <w:szCs w:val="20"/>
-        </w:rPr>
-        <w:t>password_verify</w:t>
-      </w:r>
-      <w:proofErr w:type="spellEnd"/>
-      <w:r>
-        <w:rPr>
-          <w:rFonts w:ascii="Times New Roman" w:hAnsi="Times New Roman" w:cs="Times New Roman"/>
-          <w:iCs/>
-          <w:spacing w:val="-2"/>
-          <w:sz w:val="20"/>
-          <w:szCs w:val="20"/>
-        </w:rPr>
-        <w:t>()'</w:t>
+        <w:t>'password_verify()'</w:t>
       </w:r>
       <w:r>
         <w:rPr>
@@ -9009,7 +8655,7 @@
           <w:szCs w:val="20"/>
         </w:rPr>
         <w:drawing>
-          <wp:anchor distT="0" distB="0" distL="114300" distR="114300" simplePos="0" relativeHeight="251651584" behindDoc="1" locked="0" layoutInCell="1" allowOverlap="1" wp14:anchorId="4550140D" wp14:editId="189179FD">
+          <wp:anchor distT="0" distB="0" distL="114300" distR="114300" simplePos="0" relativeHeight="251651584" behindDoc="1" locked="0" layoutInCell="1" allowOverlap="1" wp14:anchorId="4550140D" wp14:editId="7C614334">
             <wp:simplePos x="0" y="0"/>
             <wp:positionH relativeFrom="column">
               <wp:posOffset>927735</wp:posOffset>
@@ -9439,7 +9085,7 @@
           <w:szCs w:val="20"/>
         </w:rPr>
         <w:drawing>
-          <wp:anchor distT="0" distB="0" distL="114300" distR="114300" simplePos="0" relativeHeight="251650560" behindDoc="1" locked="0" layoutInCell="1" allowOverlap="1" wp14:anchorId="66E3228B" wp14:editId="61E82311">
+          <wp:anchor distT="0" distB="0" distL="114300" distR="114300" simplePos="0" relativeHeight="251650560" behindDoc="1" locked="0" layoutInCell="1" allowOverlap="1" wp14:anchorId="66E3228B" wp14:editId="4CCD55CC">
             <wp:simplePos x="0" y="0"/>
             <wp:positionH relativeFrom="column">
               <wp:posOffset>927100</wp:posOffset>
